--- a/Fase 2/Ceremonias/SIGMA_Sprint_Retrospective_Sprint_3.docx
+++ b/Fase 2/Ceremonias/SIGMA_Sprint_Retrospective_Sprint_3.docx
@@ -572,7 +572,7 @@
                 <w:b/>
                 <w:sz w:val="18"/>
               </w:rPr>
-              <w:t>Acuerdo (Retro 1)</w:t>
+              <w:t>Acuerdo</w:t>
             </w:r>
           </w:p>
         </w:tc>
@@ -1010,7 +1010,123 @@
               <w:rPr>
                 <w:sz w:val="18"/>
               </w:rPr>
-              <w:t>Se adopta: acuerdo A8.</w:t>
+              <w:t>Se adopta: acuerdo A10.</w:t>
+            </w:r>
+          </w:p>
+        </w:tc>
+      </w:tr>
+      <w:tr>
+        <w:tc>
+          <w:tcPr>
+            <w:tcW w:type="dxa" w:w="567"/>
+          </w:tcPr>
+          <w:p>
+            <w:r/>
+            <w:r>
+              <w:rPr>
+                <w:sz w:val="18"/>
+              </w:rPr>
+              <w:t>A8</w:t>
+            </w:r>
+          </w:p>
+        </w:tc>
+        <w:tc>
+          <w:tcPr>
+            <w:tcW w:type="dxa" w:w="3402"/>
+          </w:tcPr>
+          <w:p>
+            <w:r/>
+            <w:r>
+              <w:rPr>
+                <w:sz w:val="18"/>
+              </w:rPr>
+              <w:t>Reglas de negocio validadas también en el SP (Retro 2)</w:t>
+            </w:r>
+          </w:p>
+        </w:tc>
+        <w:tc>
+          <w:tcPr>
+            <w:tcW w:type="dxa" w:w="1247"/>
+          </w:tcPr>
+          <w:p>
+            <w:r/>
+            <w:r>
+              <w:rPr>
+                <w:sz w:val="18"/>
+              </w:rPr>
+              <w:t>Cumplido</w:t>
+            </w:r>
+          </w:p>
+        </w:tc>
+        <w:tc>
+          <w:tcPr>
+            <w:tcW w:type="dxa" w:w="4422"/>
+          </w:tcPr>
+          <w:p>
+            <w:r/>
+            <w:r>
+              <w:rPr>
+                <w:sz w:val="18"/>
+              </w:rPr>
+              <w:t>Se aplicó en inventario: movimientos en transacción y códigos únicos validados en la base.</w:t>
+            </w:r>
+          </w:p>
+        </w:tc>
+      </w:tr>
+      <w:tr>
+        <w:tc>
+          <w:tcPr>
+            <w:tcW w:type="dxa" w:w="567"/>
+          </w:tcPr>
+          <w:p>
+            <w:r/>
+            <w:r>
+              <w:rPr>
+                <w:sz w:val="18"/>
+              </w:rPr>
+              <w:t>A9</w:t>
+            </w:r>
+          </w:p>
+        </w:tc>
+        <w:tc>
+          <w:tcPr>
+            <w:tcW w:type="dxa" w:w="3402"/>
+          </w:tcPr>
+          <w:p>
+            <w:r/>
+            <w:r>
+              <w:rPr>
+                <w:sz w:val="18"/>
+              </w:rPr>
+              <w:t>Balancear la carga y anotar horas reales (Retro 2)</w:t>
+            </w:r>
+          </w:p>
+        </w:tc>
+        <w:tc>
+          <w:tcPr>
+            <w:tcW w:type="dxa" w:w="1247"/>
+          </w:tcPr>
+          <w:p>
+            <w:r/>
+            <w:r>
+              <w:rPr>
+                <w:sz w:val="18"/>
+              </w:rPr>
+              <w:t>No cumplido</w:t>
+            </w:r>
+          </w:p>
+        </w:tc>
+        <w:tc>
+          <w:tcPr>
+            <w:tcW w:type="dxa" w:w="4422"/>
+          </w:tcPr>
+          <w:p>
+            <w:r/>
+            <w:r>
+              <w:rPr>
+                <w:sz w:val="18"/>
+              </w:rPr>
+              <w:t>El desbalance empeoró: se cambia la forma de repartir (A10).</w:t>
             </w:r>
           </w:p>
         </w:tc>
@@ -1444,7 +1560,7 @@
               <w:rPr>
                 <w:sz w:val="18"/>
               </w:rPr>
-              <w:t>A8</w:t>
+              <w:t>A10</w:t>
             </w:r>
           </w:p>
         </w:tc>
@@ -1502,7 +1618,7 @@
               <w:rPr>
                 <w:sz w:val="18"/>
               </w:rPr>
-              <w:t>A9</w:t>
+              <w:t>A11</w:t>
             </w:r>
           </w:p>
         </w:tc>
@@ -1560,7 +1676,7 @@
               <w:rPr>
                 <w:sz w:val="18"/>
               </w:rPr>
-              <w:t>A10</w:t>
+              <w:t>A12</w:t>
             </w:r>
           </w:p>
         </w:tc>
@@ -1618,7 +1734,7 @@
               <w:rPr>
                 <w:sz w:val="18"/>
               </w:rPr>
-              <w:t>A11</w:t>
+              <w:t>A13</w:t>
             </w:r>
           </w:p>
         </w:tc>
@@ -1721,7 +1837,7 @@
           <w:i w:val="0"/>
           <w:sz w:val="21"/>
         </w:rPr>
-        <w:t>El equipo cierra el Sprint más grande del proyecto con el incremento aceptado, pero con una carga que no se puede repetir. El cambio de reparto (A8) es la principal mejora que se lleva al Sprint 4.</w:t>
+        <w:t>El equipo cierra el Sprint más grande del proyecto con el incremento aceptado, pero con una carga que no se puede repetir. El cambio de reparto (A10) es la principal mejora que se lleva al Sprint 4.</w:t>
       </w:r>
     </w:p>
     <w:tbl>
